--- a/data/revised_2026-10_full/outputs/v2/Maths/SS2.4_Surface_Area_and_Volume_of_Solids/Mathematics_Surface_Area_and_Volume_of_Solids_FinalExplanation_TeacherKey.docx
+++ b/data/revised_2026-10_full/outputs/v2/Maths/SS2.4_Surface_Area_and_Volume_of_Solids/Mathematics_Surface_Area_and_Volume_of_Solids_FinalExplanation_TeacherKey.docx
@@ -2460,7 +2460,7 @@
         </w:rPr>
         <w:t xml:space="preserve">© 2026 SeaVuria and ARES. This work is licensed under a </w:t>
       </w:r>
-      <w:hyperlink w:history="1" r:id="rIdocyu6mb2iygwa1cs0dzae">
+      <w:hyperlink w:history="1" r:id="rId5y8iidut9c54j7l8fchpp">
         <w:r>
           <w:rPr>
             <w:rFonts w:ascii="Arial" w:cs="Arial" w:eastAsia="Arial" w:hAnsi="Arial"/>
@@ -2480,7 +2480,7 @@
         </w:rPr>
         <w:t xml:space="preserve"> (</w:t>
       </w:r>
-      <w:hyperlink w:history="1" r:id="rIdxguxkoz8w4hsi7eb8legl">
+      <w:hyperlink w:history="1" r:id="rId8aqu2qaj5qoryddjxxrvl">
         <w:r>
           <w:rPr>
             <w:rFonts w:ascii="Arial" w:cs="Arial" w:eastAsia="Arial" w:hAnsi="Arial"/>
@@ -2500,7 +2500,7 @@
         </w:rPr>
         <w:t xml:space="preserve">). To view a copy of this license, visit </w:t>
       </w:r>
-      <w:hyperlink w:history="1" r:id="rIdmdgsrmkkzmzbi8vsdhhko">
+      <w:hyperlink w:history="1" r:id="rId-cbcx6s8_ttbeb23r47-m">
         <w:r>
           <w:rPr>
             <w:rFonts w:ascii="Arial" w:cs="Arial" w:eastAsia="Arial" w:hAnsi="Arial"/>
